--- a/rapports/2026-06-06/EQ21/EQ21_sup_v2/DR_052101000015/91-72-73-29.docx
+++ b/rapports/2026-06-06/EQ21/EQ21_sup_v2/DR_052101000015/91-72-73-29.docx
@@ -297,7 +297,7 @@
           <w:color w:val="1F6FEB"/>
           <w:sz w:val="22"/>
         </w:rPr>
-        <w:t>⚠ INCOHÉRENCES À CORRIGER (54)</w:t>
+        <w:t>⚠ INCOHÉRENCES À CORRIGER (51)</w:t>
       </w:r>
     </w:p>
     <w:tbl>
@@ -904,7 +904,7 @@
                 <w:color w:val="16A34A"/>
                 <w:sz w:val="16"/>
               </w:rPr>
-              <w:t>—</w:t>
+              <w:t>s01q49, s02q24, s01q00b, s02q17_2, s02q15_2</w:t>
             </w:r>
           </w:p>
         </w:tc>
@@ -935,7 +935,7 @@
                 <w:i w:val="0"/>
                 <w:sz w:val="17"/>
               </w:rPr>
-              <w:t>Incohérence!!! seulement les écoles privées paient les frais de scolarité (y compris les frais d'inscription).</w:t>
+              <w:t>Le montant des frais d'uniformes (1500 FCFA) pour l'année scolaire de GAOUSSOU DANFAFA qui fréquente 1ére année de Primaire semble incohérent, veuillez, s'il vous plait, verifier cette information auprès de l'enquêté ou confirmer avec le QG.</w:t>
             </w:r>
           </w:p>
         </w:tc>
@@ -994,7 +994,7 @@
                 <w:color w:val="16A34A"/>
                 <w:sz w:val="16"/>
               </w:rPr>
-              <w:t>s01q49, s02q24, s01q00b, s02q17_2, s02q15_2</w:t>
+              <w:t>s01q32, s01q36, s01q38, s04q37_modif, s02q33, s02q34, s01q00b</w:t>
             </w:r>
           </w:p>
         </w:tc>
@@ -1025,7 +1025,7 @@
                 <w:i w:val="0"/>
                 <w:sz w:val="17"/>
               </w:rPr>
-              <w:t>Le montant des frais d'uniformes (1500 FCFA) pour l'année scolaire de GAOUSSOU DANFAFA qui fréquente 1ére année de Primaire semble incohérent, veuillez, s'il vous plait, verifier cette information auprès de l'enquêté ou confirmer avec le QG.</w:t>
+              <w:t>Peu probable!!! Vu l'âge (25 ans) de FATOUMATA GASSAMA ou l'année à laquelle FATOUMATA GASSAMA a fréquenté l'école pour la dernière fois (9999) le dernier diplome de FATOUMATA GASSAMA ne peut être le Certificat d'études primaires (CEP), prière de corriger cette incohérence ou confirmer avec le QG.</w:t>
             </w:r>
           </w:p>
         </w:tc>
@@ -1084,7 +1084,7 @@
                 <w:color w:val="16A34A"/>
                 <w:sz w:val="16"/>
               </w:rPr>
-              <w:t>s01q32, s01q36, s01q38, s04q37_modif, s02q33, s02q34, s01q00b</w:t>
+              <w:t>s02q33, s01q00b</w:t>
             </w:r>
           </w:p>
         </w:tc>
@@ -1115,7 +1115,7 @@
                 <w:i w:val="0"/>
                 <w:sz w:val="17"/>
               </w:rPr>
-              <w:t>Peu probable!!! Vu l'âge (25 ans) de FATOUMATA GASSAMA ou l'année à laquelle FATOUMATA GASSAMA a fréquenté l'école pour la dernière fois (9999) le dernier diplome de FATOUMATA GASSAMA ne peut être le Certificat d'études primaires (CEP), prière de corriger cette incohérence ou confirmer avec le QG.</w:t>
+              <w:t>Incoherent!!! La dernière fois que FATOUMATA GASSAMA a  fréquenté l'école est 9999.</w:t>
             </w:r>
           </w:p>
         </w:tc>
@@ -1148,7 +1148,7 @@
                 <w:i w:val="0"/>
                 <w:sz w:val="16"/>
               </w:rPr>
-              <w:t>S02</w:t>
+              <w:t>S04</w:t>
               <w:br/>
             </w:r>
             <w:r>
@@ -1158,7 +1158,7 @@
                 <w:color w:val="64748B"/>
                 <w:sz w:val="14"/>
               </w:rPr>
-              <w:t>Éducation</w:t>
+              <w:t>Emploi</w:t>
             </w:r>
           </w:p>
         </w:tc>
@@ -1174,7 +1174,7 @@
                 <w:color w:val="16A34A"/>
                 <w:sz w:val="16"/>
               </w:rPr>
-              <w:t>s02q33, s01q00b</w:t>
+              <w:t>—</w:t>
             </w:r>
           </w:p>
         </w:tc>
@@ -1205,7 +1205,7 @@
                 <w:i w:val="0"/>
                 <w:sz w:val="17"/>
               </w:rPr>
-              <w:t>Incoherent!!! La dernière fois que FATOUMATA GASSAMA a  fréquenté l'école est 9999.</w:t>
+              <w:t>Incohérence détectée ! Il semble peu probable que DOUFARE DANFAKHA occupe un emploi pour l'ETAT/collectivités locales ou dans une entreprise publique/parapublique tout en travaillant moins de  6h par jour.</w:t>
             </w:r>
           </w:p>
         </w:tc>
@@ -1264,7 +1264,7 @@
                 <w:color w:val="16A34A"/>
                 <w:sz w:val="16"/>
               </w:rPr>
-              <w:t>—</w:t>
+              <w:t>s01q49, s02q24, s04q37, s04q50, s01q00b</w:t>
             </w:r>
           </w:p>
         </w:tc>
@@ -1295,7 +1295,7 @@
                 <w:i w:val="0"/>
                 <w:sz w:val="17"/>
               </w:rPr>
-              <w:t>Incohérence détectée ! Il semble peu probable que DOUFARE DANFAKHA occupe un emploi pour l'ETAT/collectivités locales ou dans une entreprise publique/parapublique tout en travaillant moins de  6h par jour.</w:t>
+              <w:t>Incoherence! DOUFARE DANFAKHA a comme secteur institutionel Etat/Collectivité locale ou Entreprise Publique/Parapublique et dit n'avoir pas un bulletin de salaire, prière de corriger cette incoherence.</w:t>
             </w:r>
           </w:p>
         </w:tc>
@@ -1328,7 +1328,7 @@
                 <w:i w:val="0"/>
                 <w:sz w:val="16"/>
               </w:rPr>
-              <w:t>S04</w:t>
+              <w:t>S11</w:t>
               <w:br/>
             </w:r>
             <w:r>
@@ -1338,7 +1338,7 @@
                 <w:color w:val="64748B"/>
                 <w:sz w:val="14"/>
               </w:rPr>
-              <w:t>Emploi</w:t>
+              <w:t>Logement / cadre de vie</w:t>
             </w:r>
           </w:p>
         </w:tc>
@@ -1354,7 +1354,7 @@
                 <w:color w:val="16A34A"/>
                 <w:sz w:val="16"/>
               </w:rPr>
-              <w:t>s01q49, s02q24, s04q37, s04q50, s01q00b</w:t>
+              <w:t>—</w:t>
             </w:r>
           </w:p>
         </w:tc>
@@ -1385,7 +1385,7 @@
                 <w:i w:val="0"/>
                 <w:sz w:val="17"/>
               </w:rPr>
-              <w:t>Incoherence! DOUFARE DANFAKHA a comme secteur institutionel Etat/Collectivité locale ou Entreprise Publique/Parapublique et dit n'avoir pas un bulletin de salaire, prière de corriger cette incoherence.</w:t>
+              <w:t>Le type de logement est Maison à Etage et le principal matériau de construction est Paille, Banco, motte de terre qui semble incohérent.</w:t>
             </w:r>
           </w:p>
         </w:tc>
@@ -1475,7 +1475,7 @@
                 <w:i w:val="0"/>
                 <w:sz w:val="17"/>
               </w:rPr>
-              <w:t>Le type de logement est Maison à Etage et le principal matériau de construction est Paille, Banco, motte de terre qui semble incohérent.</w:t>
+              <w:t>Le type de logement est Maison à Etage et le principal matériau de toit est Tôles qui semble incohérent.</w:t>
             </w:r>
           </w:p>
         </w:tc>
@@ -1565,7 +1565,7 @@
                 <w:i w:val="0"/>
                 <w:sz w:val="17"/>
               </w:rPr>
-              <w:t>Le type de logement est Maison à Etage et le principal matériau de toit est Tôles qui semble incohérent.</w:t>
+              <w:t>Incoherence!! Le ménage a depensé .</w:t>
             </w:r>
           </w:p>
         </w:tc>
@@ -1624,7 +1624,7 @@
                 <w:color w:val="16A34A"/>
                 <w:sz w:val="16"/>
               </w:rPr>
-              <w:t>—</w:t>
+              <w:t>s01q29, s01q31, s04q24, s00q04, s11q21, s09fq03, s09fq011</w:t>
             </w:r>
           </w:p>
         </w:tc>
@@ -1655,7 +1655,7 @@
                 <w:i w:val="0"/>
                 <w:sz w:val="17"/>
               </w:rPr>
-              <w:t>Incoherence!! Le ménage a depensé .</w:t>
+              <w:t>FCFA dans Frais de connexion au réseau de distribution d'eau mais dit ne pas être connecté à un réseau d'eau courante, prière de corriger cette incoherenceAttention!!! Les ménages vivants dans un(e) Maison à Etage à TAMBACOUNDA Urbain ont généralement comme principal matériau de construction le/la Ciment/Béton/Pierres de taille, mais celui du ménage de DOUFARE (Paille, Banco, motte de terre) diffère de celui-ci.</w:t>
             </w:r>
           </w:p>
         </w:tc>
@@ -1670,10 +1670,10 @@
               <w:rPr>
                 <w:b/>
                 <w:i w:val="0"/>
-                <w:color w:val="DC2626"/>
+                <w:color w:val="EA580C"/>
                 <w:sz w:val="16"/>
               </w:rPr>
-              <w:t>Haute</w:t>
+              <w:t>Moyenne</w:t>
             </w:r>
           </w:p>
         </w:tc>
@@ -1688,7 +1688,7 @@
                 <w:i w:val="0"/>
                 <w:sz w:val="16"/>
               </w:rPr>
-              <w:t>S11</w:t>
+              <w:t>S00</w:t>
               <w:br/>
             </w:r>
             <w:r>
@@ -1698,7 +1698,7 @@
                 <w:color w:val="64748B"/>
                 <w:sz w:val="14"/>
               </w:rPr>
-              <w:t>Logement / cadre de vie</w:t>
+              <w:t>Identification</w:t>
             </w:r>
           </w:p>
         </w:tc>
@@ -1714,7 +1714,7 @@
                 <w:color w:val="16A34A"/>
                 <w:sz w:val="16"/>
               </w:rPr>
-              <w:t>s01q29, s01q31, s04q24, s00q04, s11q21, s09fq03, s09fq011</w:t>
+              <w:t>—</w:t>
             </w:r>
           </w:p>
         </w:tc>
@@ -1745,7 +1745,7 @@
                 <w:i w:val="0"/>
                 <w:sz w:val="17"/>
               </w:rPr>
-              <w:t>FCFA dans Frais de connexion au réseau de distribution d'eau mais dit ne pas être connecté à un réseau d'eau courante, prière de corriger cette incoherenceAttention!!! Les ménages vivants dans un(e) Maison à Etage à TAMBACOUNDA Urbain ont généralement comme principal matériau de construction le/la Ciment/Béton/Pierres de taille, mais celui du ménage de DOUFARE (Paille, Banco, motte de terre) diffère de celui-ci.</w:t>
+              <w:t>L'adresse ou la localisation du ménage doit être bien renseignée, ne doit pas contenir des numéros de téléphone et elle semble courte pour être une adresse.</w:t>
             </w:r>
           </w:p>
         </w:tc>
@@ -1835,7 +1835,7 @@
                 <w:i w:val="0"/>
                 <w:sz w:val="17"/>
               </w:rPr>
-              <w:t>L'adresse ou la localisation du ménage doit être bien renseignée, ne doit pas contenir des numéros de téléphone et elle semble courte pour être une adresse.</w:t>
+              <w:t>Prière de renseigner la bonne adresse.</w:t>
             </w:r>
           </w:p>
         </w:tc>
@@ -1868,7 +1868,7 @@
                 <w:i w:val="0"/>
                 <w:sz w:val="16"/>
               </w:rPr>
-              <w:t>S00</w:t>
+              <w:t>S01</w:t>
               <w:br/>
             </w:r>
             <w:r>
@@ -1878,7 +1878,7 @@
                 <w:color w:val="64748B"/>
                 <w:sz w:val="14"/>
               </w:rPr>
-              <w:t>Identification</w:t>
+              <w:t>Démographie</w:t>
             </w:r>
           </w:p>
         </w:tc>
@@ -1925,7 +1925,7 @@
                 <w:i w:val="0"/>
                 <w:sz w:val="17"/>
               </w:rPr>
-              <w:t>Prière de renseigner la bonne adresse.</w:t>
+              <w:t>Prière de verifier l'information donnée par ADAMA DANFAKHA ou corriger au niveau de la section 1.</w:t>
             </w:r>
           </w:p>
         </w:tc>
@@ -2015,7 +2015,7 @@
                 <w:i w:val="0"/>
                 <w:sz w:val="17"/>
               </w:rPr>
-              <w:t>Prière de verifier l'information donnée par ADAMA DANFAKHA ou corriger au niveau de la section 1.</w:t>
+              <w:t>Prière de verifier l'information donnée par AWA DANFAKHA ou corriger au niveau de la section 1.</w:t>
             </w:r>
           </w:p>
         </w:tc>
@@ -2105,7 +2105,7 @@
                 <w:i w:val="0"/>
                 <w:sz w:val="17"/>
               </w:rPr>
-              <w:t>Prière de verifier l'information donnée par AWA DANFAKHA ou corriger au niveau de la section 1.</w:t>
+              <w:t>Prière de verifier l'information donnée par FOULA DANFAKHA ou corriger au niveau de la section 1.</w:t>
             </w:r>
           </w:p>
         </w:tc>
@@ -2195,7 +2195,7 @@
                 <w:i w:val="0"/>
                 <w:sz w:val="17"/>
               </w:rPr>
-              <w:t>Prière de verifier l'information donnée par FOULA DANFAKHA ou corriger au niveau de la section 1.</w:t>
+              <w:t>Prière de verifier l'information donnée par GAOUSSOU DANFAFA ou corriger au niveau de la section 1.</w:t>
             </w:r>
           </w:p>
         </w:tc>
@@ -2254,7 +2254,7 @@
                 <w:color w:val="16A34A"/>
                 <w:sz w:val="16"/>
               </w:rPr>
-              <w:t>—</w:t>
+              <w:t>s01q10_1</w:t>
             </w:r>
           </w:p>
         </w:tc>
@@ -2285,277 +2285,7 @@
                 <w:i w:val="0"/>
                 <w:sz w:val="17"/>
               </w:rPr>
-              <w:t>Prière de verifier l'information donnée par GAOUSSOU DANFAFA ou corriger au niveau de la section 1.</w:t>
-            </w:r>
-          </w:p>
-        </w:tc>
-      </w:tr>
-      <w:tr>
-        <w:tc>
-          <w:tcPr>
-            <w:tcW w:type="dxa" w:w="964"/>
-          </w:tcPr>
-          <w:p>
-            <w:r>
-              <w:rPr>
-                <w:b/>
-                <w:i w:val="0"/>
-                <w:color w:val="EA580C"/>
-                <w:sz w:val="16"/>
-              </w:rPr>
-              <w:t>Moyenne</w:t>
-            </w:r>
-          </w:p>
-        </w:tc>
-        <w:tc>
-          <w:tcPr>
-            <w:tcW w:type="dxa" w:w="1247"/>
-          </w:tcPr>
-          <w:p>
-            <w:r>
-              <w:rPr>
-                <w:b/>
-                <w:i w:val="0"/>
-                <w:sz w:val="16"/>
-              </w:rPr>
-              <w:t>S01</w:t>
-              <w:br/>
-            </w:r>
-            <w:r>
-              <w:rPr>
-                <w:b w:val="0"/>
-                <w:i w:val="0"/>
-                <w:color w:val="64748B"/>
-                <w:sz w:val="14"/>
-              </w:rPr>
-              <w:t>Démographie</w:t>
-            </w:r>
-          </w:p>
-        </w:tc>
-        <w:tc>
-          <w:tcPr>
-            <w:tcW w:type="dxa" w:w="1531"/>
-          </w:tcPr>
-          <w:p>
-            <w:r>
-              <w:rPr>
-                <w:b/>
-                <w:i w:val="0"/>
-                <w:color w:val="16A34A"/>
-                <w:sz w:val="16"/>
-              </w:rPr>
-              <w:t>s00q27, s01q03a, s01q03b, s01q03c, s01q00b</w:t>
-            </w:r>
-          </w:p>
-        </w:tc>
-        <w:tc>
-          <w:tcPr>
-            <w:tcW w:type="dxa" w:w="1191"/>
-          </w:tcPr>
-          <w:p>
-            <w:r>
-              <w:rPr>
-                <w:b w:val="0"/>
-                <w:i w:val="0"/>
-                <w:color w:val="64748B"/>
-                <w:sz w:val="16"/>
-              </w:rPr>
-              <w:t>GT-CQ</w:t>
-            </w:r>
-          </w:p>
-        </w:tc>
-        <w:tc>
-          <w:tcPr>
-            <w:tcW w:type="dxa" w:w="4706"/>
-          </w:tcPr>
-          <w:p>
-            <w:r>
-              <w:rPr>
-                <w:b w:val="0"/>
-                <w:i w:val="0"/>
-                <w:sz w:val="17"/>
-              </w:rPr>
-              <w:t>Les informations sur l'acte de naissance (ni Jours, ni mois et ni années) de  FATOUMATA GASSAMA  manquent, s'il vous plait pouvez-vous fournir d'effort pour avoir ces informations.</w:t>
-            </w:r>
-          </w:p>
-        </w:tc>
-      </w:tr>
-      <w:tr>
-        <w:tc>
-          <w:tcPr>
-            <w:tcW w:type="dxa" w:w="964"/>
-          </w:tcPr>
-          <w:p>
-            <w:r>
-              <w:rPr>
-                <w:b/>
-                <w:i w:val="0"/>
-                <w:color w:val="EA580C"/>
-                <w:sz w:val="16"/>
-              </w:rPr>
-              <w:t>Moyenne</w:t>
-            </w:r>
-          </w:p>
-        </w:tc>
-        <w:tc>
-          <w:tcPr>
-            <w:tcW w:type="dxa" w:w="1247"/>
-          </w:tcPr>
-          <w:p>
-            <w:r>
-              <w:rPr>
-                <w:b/>
-                <w:i w:val="0"/>
-                <w:sz w:val="16"/>
-              </w:rPr>
-              <w:t>S01</w:t>
-              <w:br/>
-            </w:r>
-            <w:r>
-              <w:rPr>
-                <w:b w:val="0"/>
-                <w:i w:val="0"/>
-                <w:color w:val="64748B"/>
-                <w:sz w:val="14"/>
-              </w:rPr>
-              <w:t>Démographie</w:t>
-            </w:r>
-          </w:p>
-        </w:tc>
-        <w:tc>
-          <w:tcPr>
-            <w:tcW w:type="dxa" w:w="1531"/>
-          </w:tcPr>
-          <w:p>
-            <w:r>
-              <w:rPr>
-                <w:b/>
-                <w:i w:val="0"/>
-                <w:color w:val="16A34A"/>
-                <w:sz w:val="16"/>
-              </w:rPr>
-              <w:t>s01q10_1</w:t>
-            </w:r>
-          </w:p>
-        </w:tc>
-        <w:tc>
-          <w:tcPr>
-            <w:tcW w:type="dxa" w:w="1191"/>
-          </w:tcPr>
-          <w:p>
-            <w:r>
-              <w:rPr>
-                <w:b w:val="0"/>
-                <w:i w:val="0"/>
-                <w:color w:val="64748B"/>
-                <w:sz w:val="16"/>
-              </w:rPr>
-              <w:t>GT-CQ</w:t>
-            </w:r>
-          </w:p>
-        </w:tc>
-        <w:tc>
-          <w:tcPr>
-            <w:tcW w:type="dxa" w:w="4706"/>
-          </w:tcPr>
-          <w:p>
-            <w:r>
-              <w:rPr>
-                <w:b w:val="0"/>
-                <w:i w:val="0"/>
-                <w:sz w:val="17"/>
-              </w:rPr>
               <w:t>La taille du ménage lors de l'enquête principale (6) de ce ménage est inférieur à la taille du denombrement (7), prière de fournir des explications concrètes ou aller revisiter le ménage.</w:t>
-            </w:r>
-          </w:p>
-        </w:tc>
-      </w:tr>
-      <w:tr>
-        <w:tc>
-          <w:tcPr>
-            <w:tcW w:type="dxa" w:w="964"/>
-          </w:tcPr>
-          <w:p>
-            <w:r>
-              <w:rPr>
-                <w:b/>
-                <w:i w:val="0"/>
-                <w:color w:val="EA580C"/>
-                <w:sz w:val="16"/>
-              </w:rPr>
-              <w:t>Moyenne</w:t>
-            </w:r>
-          </w:p>
-        </w:tc>
-        <w:tc>
-          <w:tcPr>
-            <w:tcW w:type="dxa" w:w="1247"/>
-          </w:tcPr>
-          <w:p>
-            <w:r>
-              <w:rPr>
-                <w:b/>
-                <w:i w:val="0"/>
-                <w:sz w:val="16"/>
-              </w:rPr>
-              <w:t>S02</w:t>
-              <w:br/>
-            </w:r>
-            <w:r>
-              <w:rPr>
-                <w:b w:val="0"/>
-                <w:i w:val="0"/>
-                <w:color w:val="64748B"/>
-                <w:sz w:val="14"/>
-              </w:rPr>
-              <w:t>Éducation</w:t>
-            </w:r>
-          </w:p>
-        </w:tc>
-        <w:tc>
-          <w:tcPr>
-            <w:tcW w:type="dxa" w:w="1531"/>
-          </w:tcPr>
-          <w:p>
-            <w:r>
-              <w:rPr>
-                <w:b/>
-                <w:i w:val="0"/>
-                <w:color w:val="16A34A"/>
-                <w:sz w:val="16"/>
-              </w:rPr>
-              <w:t>—</w:t>
-            </w:r>
-          </w:p>
-        </w:tc>
-        <w:tc>
-          <w:tcPr>
-            <w:tcW w:type="dxa" w:w="1191"/>
-          </w:tcPr>
-          <w:p>
-            <w:r>
-              <w:rPr>
-                <w:b w:val="0"/>
-                <w:i w:val="0"/>
-                <w:color w:val="64748B"/>
-                <w:sz w:val="16"/>
-              </w:rPr>
-              <w:t>GT-CQ</w:t>
-            </w:r>
-          </w:p>
-        </w:tc>
-        <w:tc>
-          <w:tcPr>
-            <w:tcW w:type="dxa" w:w="4706"/>
-          </w:tcPr>
-          <w:p>
-            <w:r>
-              <w:rPr>
-                <w:b w:val="0"/>
-                <w:i w:val="0"/>
-                <w:sz w:val="17"/>
-              </w:rPr>
-              <w:t>veuillez, s'il vous plait, confirmer les frais de scolarité ( 15000 FCFA) payée de GAOUSSOU DANFAFA avec le QG ou apporter les corrections nécessaires.</w:t>
             </w:r>
           </w:p>
         </w:tc>
